--- a/熊猫成仙，从青竹山开始/第一卷 龙蛇起陆/第009章 第一茬卖出了镇外的价.docx
+++ b/熊猫成仙，从青竹山开始/第一卷 龙蛇起陆/第009章 第一茬卖出了镇外的价.docx
@@ -47,7 +47,7 @@
           <w:sz w:val="27"/>
           <w:szCs w:val="27"/>
         </w:rPr>
-        <w:t xml:space="preserve">两年后。</w:t>
+        <w:t xml:space="preserve">陆明远常趴的那块青石，边沿磨出一道浅槽。</w:t>
       </w:r>
     </w:p>
     <w:p>
@@ -397,6 +397,34 @@
           <w:sz w:val="27"/>
           <w:szCs w:val="27"/>
         </w:rPr>
+        <w:t xml:space="preserve">陆明远在旁边算。上辈子一亩竹子，头三年一根不能砍，砍了就不成林。这儿两年出三十七根，一根两块二，刨掉路上花销，剩不下多少。</w:t>
+      </w:r>
+    </w:p>
+    <w:p>
+      <w:pPr>
+        <w:spacing w:line="468" w:lineRule="auto" w:after="149"/>
+        <w:ind w:firstLineChars="200" w:firstLine="540"/>
+      </w:pPr>
+      <w:r>
+        <w:rPr>
+          <w:rFonts w:ascii="Times New Roman" w:hAnsi="Times New Roman" w:eastAsia="宋体" w:cs="Times New Roman"/>
+          <w:sz w:val="27"/>
+          <w:szCs w:val="27"/>
+        </w:rPr>
+        <w:t xml:space="preserve">可这三十七根，是从五节竹鞭里长出来的。</w:t>
+      </w:r>
+    </w:p>
+    <w:p>
+      <w:pPr>
+        <w:spacing w:line="468" w:lineRule="auto" w:after="149"/>
+        <w:ind w:firstLineChars="200" w:firstLine="540"/>
+      </w:pPr>
+      <w:r>
+        <w:rPr>
+          <w:rFonts w:ascii="Times New Roman" w:hAnsi="Times New Roman" w:eastAsia="宋体" w:cs="Times New Roman"/>
+          <w:sz w:val="27"/>
+          <w:szCs w:val="27"/>
+        </w:rPr>
         <w:t xml:space="preserve">回来那天，他把剩下的钱摊在桌上，跟柳禾说了一句话。</w:t>
       </w:r>
     </w:p>
@@ -537,7 +565,7 @@
           <w:sz w:val="27"/>
           <w:szCs w:val="27"/>
         </w:rPr>
-        <w:t xml:space="preserve">&lt;p&gt;那天夜里，图鉴亮了。</w:t>
+        <w:t xml:space="preserve">那天夜里，图鉴亮了。</w:t>
       </w:r>
     </w:p>
     <w:p>
@@ -1055,7 +1083,7 @@
           <w:sz w:val="27"/>
           <w:szCs w:val="27"/>
         </w:rPr>
-        <w:t xml:space="preserve">&lt;p&gt;那天晚上他没睡，把潭边的竹子挨个试了一遍。</w:t>
+        <w:t xml:space="preserve">那天晚上他没睡，把潭边的竹子挨个试了一遍。</w:t>
       </w:r>
     </w:p>
     <w:p>
